--- a/第十一次会议记录.docx
+++ b/第十一次会议记录.docx
@@ -118,6 +118,41 @@
       <w:r>
         <w:t>别用循环了，就自己手动改一个一个输出得了</w:t>
       </w:r>
+    </w:p>
+    <w:p>
+      <w:pPr>
+        <w:pStyle w:val="a9"/>
+        <w:ind w:left="360"/>
+        <w:rPr>
+          <w:rFonts w:hint="eastAsia"/>
+        </w:rPr>
+      </w:pPr>
+      <w:r>
+        <w:rPr>
+          <w:rFonts w:hint="eastAsia"/>
+        </w:rPr>
+        <w:t>整合那段算total distance和completion time的代码，与主函数结合 然后每个循环之输出三个值：完成任务数，</w:t>
+      </w:r>
+      <w:r>
+        <w:rPr>
+          <w:rFonts w:hint="eastAsia"/>
+        </w:rPr>
+        <w:t>total distance和completion time</w:t>
+      </w:r>
+      <w:r>
+        <w:rPr>
+          <w:rFonts w:hint="eastAsia"/>
+        </w:rPr>
+        <w:t>，然后这些数据组成</w:t>
+      </w:r>
+      <w:proofErr w:type="spellStart"/>
+      <w:r>
+        <w:rPr>
+          <w:rFonts w:hint="eastAsia"/>
+        </w:rPr>
+        <w:t>df</w:t>
+      </w:r>
+      <w:proofErr w:type="spellEnd"/>
     </w:p>
     <w:sectPr>
       <w:pgSz w:w="11906" w:h="16838"/>
